--- a/plantillas/inmobiliaria/PT00_Cedula_Planeacion_Auditoria.docx
+++ b/plantillas/inmobiliaria/PT00_Cedula_Planeacion_Auditoria.docx
@@ -132,15 +132,7 @@
                 <w:sz w:val="18"/>
                 <w:szCs w:val="18"/>
               </w:rPr>
-              <w:t>[La Empresa</w:t>
-            </w:r>
-            <w:r>
-              <w:rPr>
-                <w:color w:val="000000"/>
-                <w:sz w:val="18"/>
-                <w:szCs w:val="18"/>
-              </w:rPr>
-              <w:t>]</w:t>
+              <w:t>[La Empresa]</w:t>
             </w:r>
           </w:p>
         </w:tc>
@@ -272,33 +264,7 @@
                 <w:sz w:val="18"/>
                 <w:szCs w:val="18"/>
               </w:rPr>
-              <w:t xml:space="preserve">Jose Luis Naranjo </w:t>
-            </w:r>
-            <w:proofErr w:type="gramStart"/>
-            <w:r>
-              <w:rPr>
-                <w:color w:val="000000"/>
-                <w:sz w:val="18"/>
-                <w:szCs w:val="18"/>
-              </w:rPr>
-              <w:t>Bobadilla  |</w:t>
-            </w:r>
-            <w:proofErr w:type="gramEnd"/>
-            <w:r>
-              <w:rPr>
-                <w:color w:val="000000"/>
-                <w:sz w:val="18"/>
-                <w:szCs w:val="18"/>
-              </w:rPr>
-              <w:t xml:space="preserve">  </w:t>
-            </w:r>
-            <w:r>
-              <w:rPr>
-                <w:color w:val="000000"/>
-                <w:sz w:val="18"/>
-                <w:szCs w:val="18"/>
-              </w:rPr>
-              <w:t>CERTUS CONSULTORES/ESPINOSA SALAZAR</w:t>
+              <w:t xml:space="preserve">Jose Luis Naranjo Bobadilla  |  CERTUS CONSULTORES/ESPINOSA SALAZAR</w:t>
             </w:r>
           </w:p>
         </w:tc>
@@ -364,23 +330,7 @@
                 <w:sz w:val="18"/>
                 <w:szCs w:val="18"/>
               </w:rPr>
-              <w:t>[Mes de inicio] al [Mes de cierre] de [</w:t>
-            </w:r>
-            <w:r>
-              <w:rPr>
-                <w:color w:val="000000"/>
-                <w:sz w:val="18"/>
-                <w:szCs w:val="18"/>
-              </w:rPr>
-              <w:t>Año</w:t>
-            </w:r>
-            <w:r>
-              <w:rPr>
-                <w:color w:val="000000"/>
-                <w:sz w:val="18"/>
-                <w:szCs w:val="18"/>
-              </w:rPr>
-              <w:t>]</w:t>
+              <w:t>[Mes de inicio] al [Mes de cierre] de [Año]</w:t>
             </w:r>
           </w:p>
         </w:tc>
@@ -547,8 +497,64 @@
                 <w:sz w:val="18"/>
                 <w:szCs w:val="18"/>
               </w:rPr>
-              <w:t>Días</w:t>
-            </w:r>
+              <w:t xml:space="preserve">Días hábiles estimados:</w:t>
+            </w:r>
+          </w:p>
+        </w:tc>
+        <w:tc>
+          <w:tcPr>
+            <w:tcW w:w="6240" w:type="dxa"/>
+            <w:tcBorders>
+              <w:top w:val="single" w:sz="1" w:space="0" w:color="CCCCCC"/>
+              <w:left w:val="single" w:sz="1" w:space="0" w:color="CCCCCC"/>
+              <w:bottom w:val="single" w:sz="1" w:space="0" w:color="CCCCCC"/>
+              <w:right w:val="single" w:sz="1" w:space="0" w:color="CCCCCC"/>
+            </w:tcBorders>
+            <w:shd w:val="clear" w:color="auto" w:fill="F5F5F0"/>
+            <w:tcMar>
+              <w:top w:w="80" w:type="dxa"/>
+              <w:left w:w="140" w:type="dxa"/>
+              <w:bottom w:w="80" w:type="dxa"/>
+              <w:right w:w="140" w:type="dxa"/>
+            </w:tcMar>
+          </w:tcPr>
+          <w:p>
+            <w:pPr>
+              <w:spacing w:after="80"/>
+            </w:pPr>
+            <w:r>
+              <w:rPr>
+                <w:color w:val="000000"/>
+                <w:sz w:val="18"/>
+                <w:szCs w:val="18"/>
+              </w:rPr>
+              <w:t xml:space="preserve">10 días hábiles</w:t>
+            </w:r>
+          </w:p>
+        </w:tc>
+      </w:tr>
+      <w:tr>
+        <w:tc>
+          <w:tcPr>
+            <w:tcW w:w="3120" w:type="dxa"/>
+            <w:tcBorders>
+              <w:top w:val="single" w:sz="1" w:space="0" w:color="CCCCCC"/>
+              <w:left w:val="single" w:sz="1" w:space="0" w:color="CCCCCC"/>
+              <w:bottom w:val="single" w:sz="1" w:space="0" w:color="CCCCCC"/>
+              <w:right w:val="single" w:sz="1" w:space="0" w:color="CCCCCC"/>
+            </w:tcBorders>
+            <w:shd w:val="clear" w:color="auto" w:fill="FFFFFF"/>
+            <w:tcMar>
+              <w:top w:w="80" w:type="dxa"/>
+              <w:left w:w="140" w:type="dxa"/>
+              <w:bottom w:w="80" w:type="dxa"/>
+              <w:right w:w="140" w:type="dxa"/>
+            </w:tcMar>
+          </w:tcPr>
+          <w:p>
+            <w:pPr>
+              <w:spacing w:after="80"/>
+            </w:pPr>
             <w:r>
               <w:rPr>
                 <w:b/>
@@ -557,8 +563,64 @@
                 <w:sz w:val="18"/>
                 <w:szCs w:val="18"/>
               </w:rPr>
-              <w:t xml:space="preserve"> </w:t>
-            </w:r>
+              <w:t>Fecha estimada de inicio:</w:t>
+            </w:r>
+          </w:p>
+        </w:tc>
+        <w:tc>
+          <w:tcPr>
+            <w:tcW w:w="6240" w:type="dxa"/>
+            <w:tcBorders>
+              <w:top w:val="single" w:sz="1" w:space="0" w:color="CCCCCC"/>
+              <w:left w:val="single" w:sz="1" w:space="0" w:color="CCCCCC"/>
+              <w:bottom w:val="single" w:sz="1" w:space="0" w:color="CCCCCC"/>
+              <w:right w:val="single" w:sz="1" w:space="0" w:color="CCCCCC"/>
+            </w:tcBorders>
+            <w:shd w:val="clear" w:color="auto" w:fill="FFFFFF"/>
+            <w:tcMar>
+              <w:top w:w="80" w:type="dxa"/>
+              <w:left w:w="140" w:type="dxa"/>
+              <w:bottom w:w="80" w:type="dxa"/>
+              <w:right w:w="140" w:type="dxa"/>
+            </w:tcMar>
+          </w:tcPr>
+          <w:p>
+            <w:pPr>
+              <w:spacing w:after="80"/>
+            </w:pPr>
+            <w:r>
+              <w:rPr>
+                <w:color w:val="000000"/>
+                <w:sz w:val="18"/>
+                <w:szCs w:val="18"/>
+              </w:rPr>
+              <w:t>[DD/MM/AAAA]</w:t>
+            </w:r>
+          </w:p>
+        </w:tc>
+      </w:tr>
+      <w:tr>
+        <w:tc>
+          <w:tcPr>
+            <w:tcW w:w="3120" w:type="dxa"/>
+            <w:tcBorders>
+              <w:top w:val="single" w:sz="1" w:space="0" w:color="CCCCCC"/>
+              <w:left w:val="single" w:sz="1" w:space="0" w:color="CCCCCC"/>
+              <w:bottom w:val="single" w:sz="1" w:space="0" w:color="CCCCCC"/>
+              <w:right w:val="single" w:sz="1" w:space="0" w:color="CCCCCC"/>
+            </w:tcBorders>
+            <w:shd w:val="clear" w:color="auto" w:fill="F5F5F0"/>
+            <w:tcMar>
+              <w:top w:w="80" w:type="dxa"/>
+              <w:left w:w="140" w:type="dxa"/>
+              <w:bottom w:w="80" w:type="dxa"/>
+              <w:right w:w="140" w:type="dxa"/>
+            </w:tcMar>
+          </w:tcPr>
+          <w:p>
+            <w:pPr>
+              <w:spacing w:after="80"/>
+            </w:pPr>
             <w:r>
               <w:rPr>
                 <w:b/>
@@ -567,8 +629,64 @@
                 <w:sz w:val="18"/>
                 <w:szCs w:val="18"/>
               </w:rPr>
-              <w:t>hábiles</w:t>
-            </w:r>
+              <w:t>Fecha estimada de cierre:</w:t>
+            </w:r>
+          </w:p>
+        </w:tc>
+        <w:tc>
+          <w:tcPr>
+            <w:tcW w:w="6240" w:type="dxa"/>
+            <w:tcBorders>
+              <w:top w:val="single" w:sz="1" w:space="0" w:color="CCCCCC"/>
+              <w:left w:val="single" w:sz="1" w:space="0" w:color="CCCCCC"/>
+              <w:bottom w:val="single" w:sz="1" w:space="0" w:color="CCCCCC"/>
+              <w:right w:val="single" w:sz="1" w:space="0" w:color="CCCCCC"/>
+            </w:tcBorders>
+            <w:shd w:val="clear" w:color="auto" w:fill="F5F5F0"/>
+            <w:tcMar>
+              <w:top w:w="80" w:type="dxa"/>
+              <w:left w:w="140" w:type="dxa"/>
+              <w:bottom w:w="80" w:type="dxa"/>
+              <w:right w:w="140" w:type="dxa"/>
+            </w:tcMar>
+          </w:tcPr>
+          <w:p>
+            <w:pPr>
+              <w:spacing w:after="80"/>
+            </w:pPr>
+            <w:r>
+              <w:rPr>
+                <w:color w:val="000000"/>
+                <w:sz w:val="18"/>
+                <w:szCs w:val="18"/>
+              </w:rPr>
+              <w:t>[DD/MM/AAAA]</w:t>
+            </w:r>
+          </w:p>
+        </w:tc>
+      </w:tr>
+      <w:tr>
+        <w:tc>
+          <w:tcPr>
+            <w:tcW w:w="3120" w:type="dxa"/>
+            <w:tcBorders>
+              <w:top w:val="single" w:sz="1" w:space="0" w:color="CCCCCC"/>
+              <w:left w:val="single" w:sz="1" w:space="0" w:color="CCCCCC"/>
+              <w:bottom w:val="single" w:sz="1" w:space="0" w:color="CCCCCC"/>
+              <w:right w:val="single" w:sz="1" w:space="0" w:color="CCCCCC"/>
+            </w:tcBorders>
+            <w:shd w:val="clear" w:color="auto" w:fill="FFFFFF"/>
+            <w:tcMar>
+              <w:top w:w="80" w:type="dxa"/>
+              <w:left w:w="140" w:type="dxa"/>
+              <w:bottom w:w="80" w:type="dxa"/>
+              <w:right w:w="140" w:type="dxa"/>
+            </w:tcMar>
+          </w:tcPr>
+          <w:p>
+            <w:pPr>
+              <w:spacing w:after="80"/>
+            </w:pPr>
             <w:r>
               <w:rPr>
                 <w:b/>
@@ -577,7 +695,7 @@
                 <w:sz w:val="18"/>
                 <w:szCs w:val="18"/>
               </w:rPr>
-              <w:t xml:space="preserve"> estimados:</w:t>
+              <w:t>Tipo de auditoria:</w:t>
             </w:r>
           </w:p>
         </w:tc>
@@ -590,7 +708,7 @@
               <w:bottom w:val="single" w:sz="1" w:space="0" w:color="CCCCCC"/>
               <w:right w:val="single" w:sz="1" w:space="0" w:color="CCCCCC"/>
             </w:tcBorders>
-            <w:shd w:val="clear" w:color="auto" w:fill="F5F5F0"/>
+            <w:shd w:val="clear" w:color="auto" w:fill="FFFFFF"/>
             <w:tcMar>
               <w:top w:w="80" w:type="dxa"/>
               <w:left w:w="140" w:type="dxa"/>
@@ -608,31 +726,7 @@
                 <w:sz w:val="18"/>
                 <w:szCs w:val="18"/>
               </w:rPr>
-              <w:t xml:space="preserve">10 </w:t>
-            </w:r>
-            <w:r>
-              <w:rPr>
-                <w:color w:val="000000"/>
-                <w:sz w:val="18"/>
-                <w:szCs w:val="18"/>
-              </w:rPr>
-              <w:t>días</w:t>
-            </w:r>
-            <w:r>
-              <w:rPr>
-                <w:color w:val="000000"/>
-                <w:sz w:val="18"/>
-                <w:szCs w:val="18"/>
-              </w:rPr>
-              <w:t xml:space="preserve"> </w:t>
-            </w:r>
-            <w:r>
-              <w:rPr>
-                <w:color w:val="000000"/>
-                <w:sz w:val="18"/>
-                <w:szCs w:val="18"/>
-              </w:rPr>
-              <w:t>hábiles</w:t>
+              <w:t xml:space="preserve">Programada - cierre del Programa Certus PLD (90 días)</w:t>
             </w:r>
           </w:p>
         </w:tc>
@@ -647,7 +741,7 @@
               <w:bottom w:val="single" w:sz="1" w:space="0" w:color="CCCCCC"/>
               <w:right w:val="single" w:sz="1" w:space="0" w:color="CCCCCC"/>
             </w:tcBorders>
-            <w:shd w:val="clear" w:color="auto" w:fill="FFFFFF"/>
+            <w:shd w:val="clear" w:color="auto" w:fill="F5F5F0"/>
             <w:tcMar>
               <w:top w:w="80" w:type="dxa"/>
               <w:left w:w="140" w:type="dxa"/>
@@ -667,7 +761,7 @@
                 <w:sz w:val="18"/>
                 <w:szCs w:val="18"/>
               </w:rPr>
-              <w:t>Fecha estimada de inicio:</w:t>
+              <w:t>Referencia normativa:</w:t>
             </w:r>
           </w:p>
         </w:tc>
@@ -680,7 +774,7 @@
               <w:bottom w:val="single" w:sz="1" w:space="0" w:color="CCCCCC"/>
               <w:right w:val="single" w:sz="1" w:space="0" w:color="CCCCCC"/>
             </w:tcBorders>
-            <w:shd w:val="clear" w:color="auto" w:fill="FFFFFF"/>
+            <w:shd w:val="clear" w:color="auto" w:fill="F5F5F0"/>
             <w:tcMar>
               <w:top w:w="80" w:type="dxa"/>
               <w:left w:w="140" w:type="dxa"/>
@@ -698,239 +792,7 @@
                 <w:sz w:val="18"/>
                 <w:szCs w:val="18"/>
               </w:rPr>
-              <w:t>[DD/MM/AAAA]</w:t>
-            </w:r>
-          </w:p>
-        </w:tc>
-      </w:tr>
-      <w:tr>
-        <w:tc>
-          <w:tcPr>
-            <w:tcW w:w="3120" w:type="dxa"/>
-            <w:tcBorders>
-              <w:top w:val="single" w:sz="1" w:space="0" w:color="CCCCCC"/>
-              <w:left w:val="single" w:sz="1" w:space="0" w:color="CCCCCC"/>
-              <w:bottom w:val="single" w:sz="1" w:space="0" w:color="CCCCCC"/>
-              <w:right w:val="single" w:sz="1" w:space="0" w:color="CCCCCC"/>
-            </w:tcBorders>
-            <w:shd w:val="clear" w:color="auto" w:fill="F5F5F0"/>
-            <w:tcMar>
-              <w:top w:w="80" w:type="dxa"/>
-              <w:left w:w="140" w:type="dxa"/>
-              <w:bottom w:w="80" w:type="dxa"/>
-              <w:right w:w="140" w:type="dxa"/>
-            </w:tcMar>
-          </w:tcPr>
-          <w:p>
-            <w:pPr>
-              <w:spacing w:after="80"/>
-            </w:pPr>
-            <w:r>
-              <w:rPr>
-                <w:b/>
-                <w:bCs/>
-                <w:color w:val="1B2A4A"/>
-                <w:sz w:val="18"/>
-                <w:szCs w:val="18"/>
-              </w:rPr>
-              <w:t>Fecha estimada de cierre:</w:t>
-            </w:r>
-          </w:p>
-        </w:tc>
-        <w:tc>
-          <w:tcPr>
-            <w:tcW w:w="6240" w:type="dxa"/>
-            <w:tcBorders>
-              <w:top w:val="single" w:sz="1" w:space="0" w:color="CCCCCC"/>
-              <w:left w:val="single" w:sz="1" w:space="0" w:color="CCCCCC"/>
-              <w:bottom w:val="single" w:sz="1" w:space="0" w:color="CCCCCC"/>
-              <w:right w:val="single" w:sz="1" w:space="0" w:color="CCCCCC"/>
-            </w:tcBorders>
-            <w:shd w:val="clear" w:color="auto" w:fill="F5F5F0"/>
-            <w:tcMar>
-              <w:top w:w="80" w:type="dxa"/>
-              <w:left w:w="140" w:type="dxa"/>
-              <w:bottom w:w="80" w:type="dxa"/>
-              <w:right w:w="140" w:type="dxa"/>
-            </w:tcMar>
-          </w:tcPr>
-          <w:p>
-            <w:pPr>
-              <w:spacing w:after="80"/>
-            </w:pPr>
-            <w:r>
-              <w:rPr>
-                <w:color w:val="000000"/>
-                <w:sz w:val="18"/>
-                <w:szCs w:val="18"/>
-              </w:rPr>
-              <w:t>[DD/MM/AAAA]</w:t>
-            </w:r>
-          </w:p>
-        </w:tc>
-      </w:tr>
-      <w:tr>
-        <w:tc>
-          <w:tcPr>
-            <w:tcW w:w="3120" w:type="dxa"/>
-            <w:tcBorders>
-              <w:top w:val="single" w:sz="1" w:space="0" w:color="CCCCCC"/>
-              <w:left w:val="single" w:sz="1" w:space="0" w:color="CCCCCC"/>
-              <w:bottom w:val="single" w:sz="1" w:space="0" w:color="CCCCCC"/>
-              <w:right w:val="single" w:sz="1" w:space="0" w:color="CCCCCC"/>
-            </w:tcBorders>
-            <w:shd w:val="clear" w:color="auto" w:fill="FFFFFF"/>
-            <w:tcMar>
-              <w:top w:w="80" w:type="dxa"/>
-              <w:left w:w="140" w:type="dxa"/>
-              <w:bottom w:w="80" w:type="dxa"/>
-              <w:right w:w="140" w:type="dxa"/>
-            </w:tcMar>
-          </w:tcPr>
-          <w:p>
-            <w:pPr>
-              <w:spacing w:after="80"/>
-            </w:pPr>
-            <w:r>
-              <w:rPr>
-                <w:b/>
-                <w:bCs/>
-                <w:color w:val="1B2A4A"/>
-                <w:sz w:val="18"/>
-                <w:szCs w:val="18"/>
-              </w:rPr>
-              <w:t>Tipo de auditoria:</w:t>
-            </w:r>
-          </w:p>
-        </w:tc>
-        <w:tc>
-          <w:tcPr>
-            <w:tcW w:w="6240" w:type="dxa"/>
-            <w:tcBorders>
-              <w:top w:val="single" w:sz="1" w:space="0" w:color="CCCCCC"/>
-              <w:left w:val="single" w:sz="1" w:space="0" w:color="CCCCCC"/>
-              <w:bottom w:val="single" w:sz="1" w:space="0" w:color="CCCCCC"/>
-              <w:right w:val="single" w:sz="1" w:space="0" w:color="CCCCCC"/>
-            </w:tcBorders>
-            <w:shd w:val="clear" w:color="auto" w:fill="FFFFFF"/>
-            <w:tcMar>
-              <w:top w:w="80" w:type="dxa"/>
-              <w:left w:w="140" w:type="dxa"/>
-              <w:bottom w:w="80" w:type="dxa"/>
-              <w:right w:w="140" w:type="dxa"/>
-            </w:tcMar>
-          </w:tcPr>
-          <w:p>
-            <w:pPr>
-              <w:spacing w:after="80"/>
-            </w:pPr>
-            <w:r>
-              <w:rPr>
-                <w:color w:val="000000"/>
-                <w:sz w:val="18"/>
-                <w:szCs w:val="18"/>
-              </w:rPr>
-              <w:t xml:space="preserve">Programada - cierre del Programa Certus PLD (90 </w:t>
-            </w:r>
-            <w:r>
-              <w:rPr>
-                <w:color w:val="000000"/>
-                <w:sz w:val="18"/>
-                <w:szCs w:val="18"/>
-              </w:rPr>
-              <w:t>días</w:t>
-            </w:r>
-            <w:r>
-              <w:rPr>
-                <w:color w:val="000000"/>
-                <w:sz w:val="18"/>
-                <w:szCs w:val="18"/>
-              </w:rPr>
-              <w:t>)</w:t>
-            </w:r>
-          </w:p>
-        </w:tc>
-      </w:tr>
-      <w:tr>
-        <w:tc>
-          <w:tcPr>
-            <w:tcW w:w="3120" w:type="dxa"/>
-            <w:tcBorders>
-              <w:top w:val="single" w:sz="1" w:space="0" w:color="CCCCCC"/>
-              <w:left w:val="single" w:sz="1" w:space="0" w:color="CCCCCC"/>
-              <w:bottom w:val="single" w:sz="1" w:space="0" w:color="CCCCCC"/>
-              <w:right w:val="single" w:sz="1" w:space="0" w:color="CCCCCC"/>
-            </w:tcBorders>
-            <w:shd w:val="clear" w:color="auto" w:fill="F5F5F0"/>
-            <w:tcMar>
-              <w:top w:w="80" w:type="dxa"/>
-              <w:left w:w="140" w:type="dxa"/>
-              <w:bottom w:w="80" w:type="dxa"/>
-              <w:right w:w="140" w:type="dxa"/>
-            </w:tcMar>
-          </w:tcPr>
-          <w:p>
-            <w:pPr>
-              <w:spacing w:after="80"/>
-            </w:pPr>
-            <w:r>
-              <w:rPr>
-                <w:b/>
-                <w:bCs/>
-                <w:color w:val="1B2A4A"/>
-                <w:sz w:val="18"/>
-                <w:szCs w:val="18"/>
-              </w:rPr>
-              <w:t>Referencia normativa:</w:t>
-            </w:r>
-          </w:p>
-        </w:tc>
-        <w:tc>
-          <w:tcPr>
-            <w:tcW w:w="6240" w:type="dxa"/>
-            <w:tcBorders>
-              <w:top w:val="single" w:sz="1" w:space="0" w:color="CCCCCC"/>
-              <w:left w:val="single" w:sz="1" w:space="0" w:color="CCCCCC"/>
-              <w:bottom w:val="single" w:sz="1" w:space="0" w:color="CCCCCC"/>
-              <w:right w:val="single" w:sz="1" w:space="0" w:color="CCCCCC"/>
-            </w:tcBorders>
-            <w:shd w:val="clear" w:color="auto" w:fill="F5F5F0"/>
-            <w:tcMar>
-              <w:top w:w="80" w:type="dxa"/>
-              <w:left w:w="140" w:type="dxa"/>
-              <w:bottom w:w="80" w:type="dxa"/>
-              <w:right w:w="140" w:type="dxa"/>
-            </w:tcMar>
-          </w:tcPr>
-          <w:p>
-            <w:pPr>
-              <w:spacing w:after="80"/>
-            </w:pPr>
-            <w:r>
-              <w:rPr>
-                <w:color w:val="000000"/>
-                <w:sz w:val="18"/>
-                <w:szCs w:val="18"/>
-              </w:rPr>
-              <w:t xml:space="preserve">Art. 23 </w:t>
-            </w:r>
-            <w:proofErr w:type="gramStart"/>
-            <w:r>
-              <w:rPr>
-                <w:color w:val="000000"/>
-                <w:sz w:val="18"/>
-                <w:szCs w:val="18"/>
-              </w:rPr>
-              <w:t>LFPIORPI  |</w:t>
-            </w:r>
-            <w:proofErr w:type="gramEnd"/>
-            <w:r>
-              <w:rPr>
-                <w:color w:val="000000"/>
-                <w:sz w:val="18"/>
-                <w:szCs w:val="18"/>
-              </w:rPr>
-              <w:t xml:space="preserve">  Reglamento reforma marzo 2026</w:t>
+              <w:t xml:space="preserve">Art. 23 LFPIORPI  |  Reglamento reforma marzo 2026</w:t>
             </w:r>
           </w:p>
         </w:tc>
@@ -1061,27 +923,33 @@
                 <w:sz w:val="18"/>
                 <w:szCs w:val="18"/>
               </w:rPr>
-              <w:t xml:space="preserve">Alcance - </w:t>
-            </w:r>
-            <w:r>
-              <w:rPr>
-                <w:b/>
-                <w:bCs/>
-                <w:color w:val="1B2A4A"/>
+              <w:t xml:space="preserve">Alcance - módulos auditados:</w:t>
+            </w:r>
+          </w:p>
+          <w:p>
+            <w:pPr>
+              <w:spacing w:after="40"/>
+            </w:pPr>
+            <w:r>
+              <w:rPr>
+                <w:color w:val="000000"/>
                 <w:sz w:val="18"/>
                 <w:szCs w:val="18"/>
               </w:rPr>
-              <w:t>módulos</w:t>
-            </w:r>
-            <w:r>
-              <w:rPr>
-                <w:b/>
-                <w:bCs/>
-                <w:color w:val="1B2A4A"/>
+              <w:t>1.  Registro SPPLD y avisos mensuales al SAT (D3 / D12)</w:t>
+            </w:r>
+          </w:p>
+          <w:p>
+            <w:pPr>
+              <w:spacing w:after="40"/>
+            </w:pPr>
+            <w:r>
+              <w:rPr>
+                <w:color w:val="000000"/>
                 <w:sz w:val="18"/>
                 <w:szCs w:val="18"/>
               </w:rPr>
-              <w:t xml:space="preserve"> auditados:</w:t>
+              <w:t>2.  Manual de Cumplimiento PLD/FT (D5)</w:t>
             </w:r>
           </w:p>
           <w:p>
@@ -1094,7 +962,7 @@
                 <w:sz w:val="18"/>
                 <w:szCs w:val="18"/>
               </w:rPr>
-              <w:t>1.  Registro SPPLD y avisos mensuales al SAT (D3 / D12)</w:t>
+              <w:t>3.  Expedientes KYC - muestreo del periodo (D7)</w:t>
             </w:r>
           </w:p>
           <w:p>
@@ -1107,7 +975,7 @@
                 <w:sz w:val="18"/>
                 <w:szCs w:val="18"/>
               </w:rPr>
-              <w:t>2.  Manual de Cumplimiento PLD/FT (D5)</w:t>
+              <w:t xml:space="preserve">4.  Metodología EBR y matrices de riesgo (D6)</w:t>
             </w:r>
           </w:p>
           <w:p>
@@ -1120,7 +988,7 @@
                 <w:sz w:val="18"/>
                 <w:szCs w:val="18"/>
               </w:rPr>
-              <w:t>3.  Expedientes KYC - muestreo del periodo (D7)</w:t>
+              <w:t xml:space="preserve">5.  Política de PEPs y operaciones con personas expuestas (D8)</w:t>
             </w:r>
           </w:p>
           <w:p>
@@ -1133,23 +1001,33 @@
                 <w:sz w:val="18"/>
                 <w:szCs w:val="18"/>
               </w:rPr>
-              <w:t xml:space="preserve">4.  </w:t>
-            </w:r>
+              <w:t xml:space="preserve">6.  Reportes de Operación Inusual - ROI (D9)</w:t>
+            </w:r>
+          </w:p>
+          <w:p>
+            <w:pPr>
+              <w:spacing w:after="40"/>
+            </w:pPr>
             <w:r>
               <w:rPr>
                 <w:color w:val="000000"/>
                 <w:sz w:val="18"/>
                 <w:szCs w:val="18"/>
               </w:rPr>
-              <w:t>Metodología</w:t>
-            </w:r>
+              <w:t xml:space="preserve">7.  Política de Resguardo Documental (D10)</w:t>
+            </w:r>
+          </w:p>
+          <w:p>
+            <w:pPr>
+              <w:spacing w:after="40"/>
+            </w:pPr>
             <w:r>
               <w:rPr>
                 <w:color w:val="000000"/>
                 <w:sz w:val="18"/>
                 <w:szCs w:val="18"/>
               </w:rPr>
-              <w:t xml:space="preserve"> EBR y matrices de riesgo (D6)</w:t>
+              <w:t xml:space="preserve">8.  Programa Anual de Capacitación y evidencias (D11 / D11B / D11C)</w:t>
             </w:r>
           </w:p>
           <w:p>
@@ -1162,200 +1040,20 @@
                 <w:sz w:val="18"/>
                 <w:szCs w:val="18"/>
               </w:rPr>
-              <w:t xml:space="preserve">5.  </w:t>
-            </w:r>
+              <w:t xml:space="preserve">9.  Restricción de efectivo y documentación soporte</w:t>
+            </w:r>
+          </w:p>
+          <w:p>
+            <w:pPr>
+              <w:spacing w:after="40"/>
+            </w:pPr>
             <w:r>
               <w:rPr>
                 <w:color w:val="000000"/>
                 <w:sz w:val="18"/>
                 <w:szCs w:val="18"/>
               </w:rPr>
-              <w:t>Política</w:t>
-            </w:r>
-            <w:r>
-              <w:rPr>
-                <w:color w:val="000000"/>
-                <w:sz w:val="18"/>
-                <w:szCs w:val="18"/>
-              </w:rPr>
-              <w:t xml:space="preserve"> de PEPs y operaciones con personas expuestas (D8)</w:t>
-            </w:r>
-          </w:p>
-          <w:p>
-            <w:pPr>
-              <w:spacing w:after="40"/>
-            </w:pPr>
-            <w:r>
-              <w:rPr>
-                <w:color w:val="000000"/>
-                <w:sz w:val="18"/>
-                <w:szCs w:val="18"/>
-              </w:rPr>
-              <w:t xml:space="preserve">6.  Reportes de </w:t>
-            </w:r>
-            <w:r>
-              <w:rPr>
-                <w:color w:val="000000"/>
-                <w:sz w:val="18"/>
-                <w:szCs w:val="18"/>
-              </w:rPr>
-              <w:t>Operación</w:t>
-            </w:r>
-            <w:r>
-              <w:rPr>
-                <w:color w:val="000000"/>
-                <w:sz w:val="18"/>
-                <w:szCs w:val="18"/>
-              </w:rPr>
-              <w:t xml:space="preserve"> Inusual - ROI (D9)</w:t>
-            </w:r>
-          </w:p>
-          <w:p>
-            <w:pPr>
-              <w:spacing w:after="40"/>
-            </w:pPr>
-            <w:r>
-              <w:rPr>
-                <w:color w:val="000000"/>
-                <w:sz w:val="18"/>
-                <w:szCs w:val="18"/>
-              </w:rPr>
-              <w:t xml:space="preserve">7.  </w:t>
-            </w:r>
-            <w:r>
-              <w:rPr>
-                <w:color w:val="000000"/>
-                <w:sz w:val="18"/>
-                <w:szCs w:val="18"/>
-              </w:rPr>
-              <w:t>Política</w:t>
-            </w:r>
-            <w:r>
-              <w:rPr>
-                <w:color w:val="000000"/>
-                <w:sz w:val="18"/>
-                <w:szCs w:val="18"/>
-              </w:rPr>
-              <w:t xml:space="preserve"> de Resguardo Documental (D10)</w:t>
-            </w:r>
-          </w:p>
-          <w:p>
-            <w:pPr>
-              <w:spacing w:after="40"/>
-            </w:pPr>
-            <w:r>
-              <w:rPr>
-                <w:color w:val="000000"/>
-                <w:sz w:val="18"/>
-                <w:szCs w:val="18"/>
-              </w:rPr>
-              <w:t xml:space="preserve">8.  Programa Anual de </w:t>
-            </w:r>
-            <w:r>
-              <w:rPr>
-                <w:color w:val="000000"/>
-                <w:sz w:val="18"/>
-                <w:szCs w:val="18"/>
-              </w:rPr>
-              <w:t>Capacitación</w:t>
-            </w:r>
-            <w:r>
-              <w:rPr>
-                <w:color w:val="000000"/>
-                <w:sz w:val="18"/>
-                <w:szCs w:val="18"/>
-              </w:rPr>
-              <w:t xml:space="preserve"> y evidencias (D11 / D11B / D11C)</w:t>
-            </w:r>
-          </w:p>
-          <w:p>
-            <w:pPr>
-              <w:spacing w:after="40"/>
-            </w:pPr>
-            <w:r>
-              <w:rPr>
-                <w:color w:val="000000"/>
-                <w:sz w:val="18"/>
-                <w:szCs w:val="18"/>
-              </w:rPr>
-              <w:t xml:space="preserve">9.  </w:t>
-            </w:r>
-            <w:r>
-              <w:rPr>
-                <w:color w:val="000000"/>
-                <w:sz w:val="18"/>
-                <w:szCs w:val="18"/>
-              </w:rPr>
-              <w:t>Restricción</w:t>
-            </w:r>
-            <w:r>
-              <w:rPr>
-                <w:color w:val="000000"/>
-                <w:sz w:val="18"/>
-                <w:szCs w:val="18"/>
-              </w:rPr>
-              <w:t xml:space="preserve"> de efectivo y </w:t>
-            </w:r>
-            <w:r>
-              <w:rPr>
-                <w:color w:val="000000"/>
-                <w:sz w:val="18"/>
-                <w:szCs w:val="18"/>
-              </w:rPr>
-              <w:t>documentación</w:t>
-            </w:r>
-            <w:r>
-              <w:rPr>
-                <w:color w:val="000000"/>
-                <w:sz w:val="18"/>
-                <w:szCs w:val="18"/>
-              </w:rPr>
-              <w:t xml:space="preserve"> soporte</w:t>
-            </w:r>
-          </w:p>
-          <w:p>
-            <w:pPr>
-              <w:spacing w:after="40"/>
-            </w:pPr>
-            <w:r>
-              <w:rPr>
-                <w:color w:val="000000"/>
-                <w:sz w:val="18"/>
-                <w:szCs w:val="18"/>
-              </w:rPr>
-              <w:t xml:space="preserve">10. Coherencia </w:t>
-            </w:r>
-            <w:r>
-              <w:rPr>
-                <w:color w:val="000000"/>
-                <w:sz w:val="18"/>
-                <w:szCs w:val="18"/>
-              </w:rPr>
-              <w:t>sistémica</w:t>
-            </w:r>
-            <w:r>
-              <w:rPr>
-                <w:color w:val="000000"/>
-                <w:sz w:val="18"/>
-                <w:szCs w:val="18"/>
-              </w:rPr>
-              <w:t xml:space="preserve"> - </w:t>
-            </w:r>
-            <w:r>
-              <w:rPr>
-                <w:color w:val="000000"/>
-                <w:sz w:val="18"/>
-                <w:szCs w:val="18"/>
-              </w:rPr>
-              <w:t>interrelación</w:t>
-            </w:r>
-            <w:r>
-              <w:rPr>
-                <w:color w:val="000000"/>
-                <w:sz w:val="18"/>
-                <w:szCs w:val="18"/>
-              </w:rPr>
-              <w:t xml:space="preserve"> entre todos los documentos del kit</w:t>
+              <w:t xml:space="preserve">10. Coherencia sistémica - interrelación entre todos los documentos del kit</w:t>
             </w:r>
           </w:p>
         </w:tc>
@@ -1546,27 +1244,7 @@
                 <w:sz w:val="19"/>
                 <w:szCs w:val="19"/>
               </w:rPr>
-              <w:t xml:space="preserve">SEMANA 8 - </w:t>
-            </w:r>
-            <w:r>
-              <w:rPr>
-                <w:b/>
-                <w:bCs/>
-                <w:color w:val="C9A84C"/>
-                <w:sz w:val="19"/>
-                <w:szCs w:val="19"/>
-              </w:rPr>
-              <w:t>Revisión</w:t>
-            </w:r>
-            <w:r>
-              <w:rPr>
-                <w:b/>
-                <w:bCs/>
-                <w:color w:val="C9A84C"/>
-                <w:sz w:val="19"/>
-                <w:szCs w:val="19"/>
-              </w:rPr>
-              <w:t xml:space="preserve"> documental y verificaciones SPPLD / KYC / EBR</w:t>
+              <w:t xml:space="preserve">SEMANA 8 - Revisión documental y verificaciones SPPLD / KYC / EBR</w:t>
             </w:r>
           </w:p>
         </w:tc>
@@ -1634,47 +1312,7 @@
                 <w:sz w:val="17"/>
                 <w:szCs w:val="17"/>
               </w:rPr>
-              <w:t>Reunión</w:t>
-            </w:r>
-            <w:r>
-              <w:rPr>
-                <w:color w:val="000000"/>
-                <w:sz w:val="17"/>
-                <w:szCs w:val="17"/>
-              </w:rPr>
-              <w:t xml:space="preserve"> de apertura con el RC. Solicitud formal de </w:t>
-            </w:r>
-            <w:r>
-              <w:rPr>
-                <w:color w:val="000000"/>
-                <w:sz w:val="17"/>
-                <w:szCs w:val="17"/>
-              </w:rPr>
-              <w:t>documentación</w:t>
-            </w:r>
-            <w:r>
-              <w:rPr>
-                <w:color w:val="000000"/>
-                <w:sz w:val="17"/>
-                <w:szCs w:val="17"/>
-              </w:rPr>
-              <w:t xml:space="preserve">. Checklist de </w:t>
-            </w:r>
-            <w:r>
-              <w:rPr>
-                <w:color w:val="000000"/>
-                <w:sz w:val="17"/>
-                <w:szCs w:val="17"/>
-              </w:rPr>
-              <w:t>recepción</w:t>
-            </w:r>
-            <w:r>
-              <w:rPr>
-                <w:color w:val="000000"/>
-                <w:sz w:val="17"/>
-                <w:szCs w:val="17"/>
-              </w:rPr>
-              <w:t>.</w:t>
+              <w:t xml:space="preserve">Reunión de apertura con el RC. Solicitud formal de documentación. Checklist de recepción.</w:t>
             </w:r>
           </w:p>
         </w:tc>
@@ -1778,15 +1416,7 @@
                 <w:sz w:val="17"/>
                 <w:szCs w:val="17"/>
               </w:rPr>
-              <w:t>Revisión</w:t>
-            </w:r>
-            <w:r>
-              <w:rPr>
-                <w:color w:val="000000"/>
-                <w:sz w:val="17"/>
-                <w:szCs w:val="17"/>
-              </w:rPr>
-              <w:t xml:space="preserve"> documental: verificar existencia, vigencia y firma de D0 a D13.</w:t>
+              <w:t xml:space="preserve">Revisión documental: verificar existencia, vigencia y firma de D0 a D13.</w:t>
             </w:r>
           </w:p>
         </w:tc>
@@ -1889,15 +1519,7 @@
                 <w:sz w:val="17"/>
                 <w:szCs w:val="17"/>
               </w:rPr>
-              <w:t>Verificación</w:t>
-            </w:r>
-            <w:r>
-              <w:rPr>
-                <w:color w:val="000000"/>
-                <w:sz w:val="17"/>
-                <w:szCs w:val="17"/>
-              </w:rPr>
-              <w:t xml:space="preserve"> de registro activo SPPLD y descarga de acuse de alta.</w:t>
+              <w:t xml:space="preserve">Verificación de registro activo SPPLD y descarga de acuse de alta.</w:t>
             </w:r>
           </w:p>
         </w:tc>
@@ -2000,63 +1622,7 @@
                 <w:sz w:val="17"/>
                 <w:szCs w:val="17"/>
               </w:rPr>
-              <w:t>Revisión</w:t>
-            </w:r>
-            <w:r>
-              <w:rPr>
-                <w:color w:val="000000"/>
-                <w:sz w:val="17"/>
-                <w:szCs w:val="17"/>
-              </w:rPr>
-              <w:t xml:space="preserve"> de D12: avisos mensuales del periodo. </w:t>
-            </w:r>
-            <w:r>
-              <w:rPr>
-                <w:color w:val="000000"/>
-                <w:sz w:val="17"/>
-                <w:szCs w:val="17"/>
-              </w:rPr>
-              <w:t>Verificación</w:t>
-            </w:r>
-            <w:r>
-              <w:rPr>
-                <w:color w:val="000000"/>
-                <w:sz w:val="17"/>
-                <w:szCs w:val="17"/>
-              </w:rPr>
-              <w:t xml:space="preserve"> de los 17 </w:t>
-            </w:r>
-            <w:r>
-              <w:rPr>
-                <w:color w:val="000000"/>
-                <w:sz w:val="17"/>
-                <w:szCs w:val="17"/>
-              </w:rPr>
-              <w:t>días</w:t>
-            </w:r>
-            <w:r>
-              <w:rPr>
-                <w:color w:val="000000"/>
-                <w:sz w:val="17"/>
-                <w:szCs w:val="17"/>
-              </w:rPr>
-              <w:t xml:space="preserve"> </w:t>
-            </w:r>
-            <w:r>
-              <w:rPr>
-                <w:color w:val="000000"/>
-                <w:sz w:val="17"/>
-                <w:szCs w:val="17"/>
-              </w:rPr>
-              <w:t>hábiles</w:t>
-            </w:r>
-            <w:r>
-              <w:rPr>
-                <w:color w:val="000000"/>
-                <w:sz w:val="17"/>
-                <w:szCs w:val="17"/>
-              </w:rPr>
-              <w:t xml:space="preserve"> por mes.</w:t>
+              <w:t xml:space="preserve">Revisión de D12: avisos mensuales del periodo. Verificación del plazo (día 17 del mes siguiente) por mes.</w:t>
             </w:r>
           </w:p>
         </w:tc>
@@ -2159,55 +1725,7 @@
                 <w:sz w:val="17"/>
                 <w:szCs w:val="17"/>
               </w:rPr>
-              <w:t xml:space="preserve">Muestreo KYC: </w:t>
-            </w:r>
-            <w:r>
-              <w:rPr>
-                <w:color w:val="000000"/>
-                <w:sz w:val="17"/>
-                <w:szCs w:val="17"/>
-              </w:rPr>
-              <w:t>selección</w:t>
-            </w:r>
-            <w:r>
-              <w:rPr>
-                <w:color w:val="000000"/>
-                <w:sz w:val="17"/>
-                <w:szCs w:val="17"/>
-              </w:rPr>
-              <w:t xml:space="preserve"> de expedientes del periodo (</w:t>
-            </w:r>
-            <w:r>
-              <w:rPr>
-                <w:color w:val="000000"/>
-                <w:sz w:val="17"/>
-                <w:szCs w:val="17"/>
-              </w:rPr>
-              <w:t>mínimo</w:t>
-            </w:r>
-            <w:r>
-              <w:rPr>
-                <w:color w:val="000000"/>
-                <w:sz w:val="17"/>
-                <w:szCs w:val="17"/>
-              </w:rPr>
-              <w:t xml:space="preserve"> 20% del universo). </w:t>
-            </w:r>
-            <w:r>
-              <w:rPr>
-                <w:color w:val="000000"/>
-                <w:sz w:val="17"/>
-                <w:szCs w:val="17"/>
-              </w:rPr>
-              <w:t>Revisión</w:t>
-            </w:r>
-            <w:r>
-              <w:rPr>
-                <w:color w:val="000000"/>
-                <w:sz w:val="17"/>
-                <w:szCs w:val="17"/>
-              </w:rPr>
-              <w:t xml:space="preserve"> por secciones A, B y C.</w:t>
+              <w:t xml:space="preserve">Muestreo KYC: selección de expedientes del periodo (mínimo 20% del universo). Revisión por secciones A, B y C.</w:t>
             </w:r>
           </w:p>
         </w:tc>
@@ -2310,63 +1828,7 @@
                 <w:sz w:val="17"/>
                 <w:szCs w:val="17"/>
               </w:rPr>
-              <w:t>Evaluación</w:t>
-            </w:r>
-            <w:r>
-              <w:rPr>
-                <w:color w:val="000000"/>
-                <w:sz w:val="17"/>
-                <w:szCs w:val="17"/>
-              </w:rPr>
-              <w:t xml:space="preserve"> EBR: verificar que la </w:t>
-            </w:r>
-            <w:r>
-              <w:rPr>
-                <w:color w:val="000000"/>
-                <w:sz w:val="17"/>
-                <w:szCs w:val="17"/>
-              </w:rPr>
-              <w:t>metodología</w:t>
-            </w:r>
-            <w:r>
-              <w:rPr>
-                <w:color w:val="000000"/>
-                <w:sz w:val="17"/>
-                <w:szCs w:val="17"/>
-              </w:rPr>
-              <w:t xml:space="preserve"> D6 se </w:t>
-            </w:r>
-            <w:r>
-              <w:rPr>
-                <w:color w:val="000000"/>
-                <w:sz w:val="17"/>
-                <w:szCs w:val="17"/>
-              </w:rPr>
-              <w:t>aplicó</w:t>
-            </w:r>
-            <w:r>
-              <w:rPr>
-                <w:color w:val="000000"/>
-                <w:sz w:val="17"/>
-                <w:szCs w:val="17"/>
-              </w:rPr>
-              <w:t xml:space="preserve"> a clientes del periodo. </w:t>
-            </w:r>
-            <w:r>
-              <w:rPr>
-                <w:color w:val="000000"/>
-                <w:sz w:val="17"/>
-                <w:szCs w:val="17"/>
-              </w:rPr>
-              <w:t>Distribución</w:t>
-            </w:r>
-            <w:r>
-              <w:rPr>
-                <w:color w:val="000000"/>
-                <w:sz w:val="17"/>
-                <w:szCs w:val="17"/>
-              </w:rPr>
-              <w:t xml:space="preserve"> por nivel de riesgo.</w:t>
+              <w:t xml:space="preserve">Evaluación EBR: verificar que la metodología D6 se aplicó a clientes del periodo. Distribución por nivel de riesgo.</w:t>
             </w:r>
           </w:p>
         </w:tc>
@@ -2437,37 +1899,7 @@
                 <w:sz w:val="19"/>
                 <w:szCs w:val="19"/>
               </w:rPr>
-              <w:t xml:space="preserve">SEMANA 9 - PEPs / ROI / </w:t>
-            </w:r>
-            <w:r>
-              <w:rPr>
-                <w:b/>
-                <w:bCs/>
-                <w:color w:val="C9A84C"/>
-                <w:sz w:val="19"/>
-                <w:szCs w:val="19"/>
-              </w:rPr>
-              <w:t>Capacitación</w:t>
-            </w:r>
-            <w:r>
-              <w:rPr>
-                <w:b/>
-                <w:bCs/>
-                <w:color w:val="C9A84C"/>
-                <w:sz w:val="19"/>
-                <w:szCs w:val="19"/>
-              </w:rPr>
-              <w:t xml:space="preserve"> / Resguardo / Coherencia </w:t>
-            </w:r>
-            <w:r>
-              <w:rPr>
-                <w:b/>
-                <w:bCs/>
-                <w:color w:val="C9A84C"/>
-                <w:sz w:val="19"/>
-                <w:szCs w:val="19"/>
-              </w:rPr>
-              <w:t>sistémica</w:t>
+              <w:t xml:space="preserve">SEMANA 9 - PEPs / ROI / Capacitación / Resguardo / Coherencia sistémica</w:t>
             </w:r>
           </w:p>
         </w:tc>
@@ -2535,79 +1967,7 @@
                 <w:sz w:val="17"/>
                 <w:szCs w:val="17"/>
               </w:rPr>
-              <w:t>Revisión</w:t>
-            </w:r>
-            <w:r>
-              <w:rPr>
-                <w:color w:val="000000"/>
-                <w:sz w:val="17"/>
-                <w:szCs w:val="17"/>
-              </w:rPr>
-              <w:t xml:space="preserve"> </w:t>
-            </w:r>
-            <w:r>
-              <w:rPr>
-                <w:color w:val="000000"/>
-                <w:sz w:val="17"/>
-                <w:szCs w:val="17"/>
-              </w:rPr>
-              <w:t>Política</w:t>
-            </w:r>
-            <w:r>
-              <w:rPr>
-                <w:color w:val="000000"/>
-                <w:sz w:val="17"/>
-                <w:szCs w:val="17"/>
-              </w:rPr>
-              <w:t xml:space="preserve"> PEPs (D8): clientes identificados como PEP, procedimiento aplicado, </w:t>
-            </w:r>
-            <w:r>
-              <w:rPr>
-                <w:color w:val="000000"/>
-                <w:sz w:val="17"/>
-                <w:szCs w:val="17"/>
-              </w:rPr>
-              <w:t>autorización</w:t>
-            </w:r>
-            <w:r>
-              <w:rPr>
-                <w:color w:val="000000"/>
-                <w:sz w:val="17"/>
-                <w:szCs w:val="17"/>
-              </w:rPr>
-              <w:t xml:space="preserve"> del </w:t>
-            </w:r>
-            <w:r>
-              <w:rPr>
-                <w:color w:val="000000"/>
-                <w:sz w:val="17"/>
-                <w:szCs w:val="17"/>
-              </w:rPr>
-              <w:t>órgano</w:t>
-            </w:r>
-            <w:r>
-              <w:rPr>
-                <w:color w:val="000000"/>
-                <w:sz w:val="17"/>
-                <w:szCs w:val="17"/>
-              </w:rPr>
-              <w:t xml:space="preserve"> de </w:t>
-            </w:r>
-            <w:r>
-              <w:rPr>
-                <w:color w:val="000000"/>
-                <w:sz w:val="17"/>
-                <w:szCs w:val="17"/>
-              </w:rPr>
-              <w:t>administración</w:t>
-            </w:r>
-            <w:r>
-              <w:rPr>
-                <w:color w:val="000000"/>
-                <w:sz w:val="17"/>
-                <w:szCs w:val="17"/>
-              </w:rPr>
-              <w:t>.</w:t>
+              <w:t xml:space="preserve">Revisión Política PEPs (D8): clientes identificados como PEP, procedimiento aplicado, autorización del órgano de administración.</w:t>
             </w:r>
           </w:p>
         </w:tc>
@@ -2710,15 +2070,7 @@
                 <w:sz w:val="17"/>
                 <w:szCs w:val="17"/>
               </w:rPr>
-              <w:t>Revisión</w:t>
-            </w:r>
-            <w:r>
-              <w:rPr>
-                <w:color w:val="000000"/>
-                <w:sz w:val="17"/>
-                <w:szCs w:val="17"/>
-              </w:rPr>
-              <w:t xml:space="preserve"> ROIs (D9): operaciones inusuales detectadas, reportes presentados, folios SPPLD, oportunidad.</w:t>
+              <w:t xml:space="preserve">Revisión ROIs (D9): operaciones inusuales detectadas, reportes presentados, folios SPPLD, oportunidad.</w:t>
             </w:r>
           </w:p>
         </w:tc>
@@ -2821,15 +2173,7 @@
                 <w:sz w:val="17"/>
                 <w:szCs w:val="17"/>
               </w:rPr>
-              <w:t>Capacitación</w:t>
-            </w:r>
-            <w:r>
-              <w:rPr>
-                <w:color w:val="000000"/>
-                <w:sz w:val="17"/>
-                <w:szCs w:val="17"/>
-              </w:rPr>
-              <w:t xml:space="preserve"> (D11/D11C): listas de asistencia firmadas, evaluaciones aplicadas, calificaciones promedio, personal no capacitado.</w:t>
+              <w:t xml:space="preserve">Capacitación (D11/D11C): listas de asistencia firmadas, evaluaciones aplicadas, calificaciones promedio, personal no capacitado.</w:t>
             </w:r>
           </w:p>
         </w:tc>
@@ -2932,39 +2276,7 @@
                 <w:sz w:val="17"/>
                 <w:szCs w:val="17"/>
               </w:rPr>
-              <w:t xml:space="preserve">Resguardo documental (D10): expedientes </w:t>
-            </w:r>
-            <w:r>
-              <w:rPr>
-                <w:color w:val="000000"/>
-                <w:sz w:val="17"/>
-                <w:szCs w:val="17"/>
-              </w:rPr>
-              <w:t>físicos</w:t>
-            </w:r>
-            <w:r>
-              <w:rPr>
-                <w:color w:val="000000"/>
-                <w:sz w:val="17"/>
-                <w:szCs w:val="17"/>
-              </w:rPr>
-              <w:t xml:space="preserve">/digitales. Plazo de 5 </w:t>
-            </w:r>
-            <w:r>
-              <w:rPr>
-                <w:color w:val="000000"/>
-                <w:sz w:val="17"/>
-                <w:szCs w:val="17"/>
-              </w:rPr>
-              <w:t>años</w:t>
-            </w:r>
-            <w:r>
-              <w:rPr>
-                <w:color w:val="000000"/>
-                <w:sz w:val="17"/>
-                <w:szCs w:val="17"/>
-              </w:rPr>
-              <w:t>. Accesibilidad.</w:t>
+              <w:t xml:space="preserve">Resguardo documental (D10): expedientes físicos/digitales. Plazo de 5 años. Accesibilidad.</w:t>
             </w:r>
           </w:p>
         </w:tc>
@@ -3067,71 +2379,7 @@
                 <w:sz w:val="17"/>
                 <w:szCs w:val="17"/>
               </w:rPr>
-              <w:t xml:space="preserve">Coherencia </w:t>
-            </w:r>
-            <w:r>
-              <w:rPr>
-                <w:color w:val="000000"/>
-                <w:sz w:val="17"/>
-                <w:szCs w:val="17"/>
-              </w:rPr>
-              <w:t>sistémica</w:t>
-            </w:r>
-            <w:r>
-              <w:rPr>
-                <w:color w:val="000000"/>
-                <w:sz w:val="17"/>
-                <w:szCs w:val="17"/>
-              </w:rPr>
-              <w:t xml:space="preserve">: cruce entre </w:t>
-            </w:r>
-            <w:r>
-              <w:rPr>
-                <w:color w:val="000000"/>
-                <w:sz w:val="17"/>
-                <w:szCs w:val="17"/>
-              </w:rPr>
-              <w:t>módulos</w:t>
-            </w:r>
-            <w:r>
-              <w:rPr>
-                <w:color w:val="000000"/>
-                <w:sz w:val="17"/>
-                <w:szCs w:val="17"/>
-              </w:rPr>
-              <w:t xml:space="preserve">. Hallazgos vs entregables reales. </w:t>
-            </w:r>
-            <w:r>
-              <w:rPr>
-                <w:color w:val="000000"/>
-                <w:sz w:val="17"/>
-                <w:szCs w:val="17"/>
-              </w:rPr>
-              <w:t>Redacción</w:t>
-            </w:r>
-            <w:r>
-              <w:rPr>
-                <w:color w:val="000000"/>
-                <w:sz w:val="17"/>
-                <w:szCs w:val="17"/>
-              </w:rPr>
-              <w:t xml:space="preserve"> de cedula de </w:t>
-            </w:r>
-            <w:r>
-              <w:rPr>
-                <w:color w:val="000000"/>
-                <w:sz w:val="17"/>
-                <w:szCs w:val="17"/>
-              </w:rPr>
-              <w:t>conclusión</w:t>
-            </w:r>
-            <w:r>
-              <w:rPr>
-                <w:color w:val="000000"/>
-                <w:sz w:val="17"/>
-                <w:szCs w:val="17"/>
-              </w:rPr>
-              <w:t>.</w:t>
+              <w:t xml:space="preserve">Coherencia sistémica: cruce entre módulos. Hallazgos vs entregables reales. Redacción de cedula de conclusión.</w:t>
             </w:r>
           </w:p>
         </w:tc>
@@ -3234,47 +2482,7 @@
                 <w:sz w:val="17"/>
                 <w:szCs w:val="17"/>
               </w:rPr>
-              <w:t>Reunión</w:t>
-            </w:r>
-            <w:r>
-              <w:rPr>
-                <w:color w:val="000000"/>
-                <w:sz w:val="17"/>
-                <w:szCs w:val="17"/>
-              </w:rPr>
-              <w:t xml:space="preserve"> de cierre con el RC. </w:t>
-            </w:r>
-            <w:r>
-              <w:rPr>
-                <w:color w:val="000000"/>
-                <w:sz w:val="17"/>
-                <w:szCs w:val="17"/>
-              </w:rPr>
-              <w:t>Presentación</w:t>
-            </w:r>
-            <w:r>
-              <w:rPr>
-                <w:color w:val="000000"/>
-                <w:sz w:val="17"/>
-                <w:szCs w:val="17"/>
-              </w:rPr>
-              <w:t xml:space="preserve"> de hallazgos preliminares. </w:t>
-            </w:r>
-            <w:r>
-              <w:rPr>
-                <w:color w:val="000000"/>
-                <w:sz w:val="17"/>
-                <w:szCs w:val="17"/>
-              </w:rPr>
-              <w:t>Elaboración</w:t>
-            </w:r>
-            <w:r>
-              <w:rPr>
-                <w:color w:val="000000"/>
-                <w:sz w:val="17"/>
-                <w:szCs w:val="17"/>
-              </w:rPr>
-              <w:t xml:space="preserve"> de borrador D13.</w:t>
+              <w:t xml:space="preserve">Reunión de cierre con el RC. Presentación de hallazgos preliminares. Elaboración de borrador D13.</w:t>
             </w:r>
           </w:p>
         </w:tc>
@@ -3551,15 +2759,7 @@
                 <w:sz w:val="17"/>
                 <w:szCs w:val="17"/>
               </w:rPr>
-              <w:t>Mínimo</w:t>
-            </w:r>
-            <w:r>
-              <w:rPr>
-                <w:color w:val="000000"/>
-                <w:sz w:val="17"/>
-                <w:szCs w:val="17"/>
-              </w:rPr>
-              <w:t xml:space="preserve"> 20% del universo total</w:t>
+              <w:t xml:space="preserve">Mínimo 20% del universo total</w:t>
             </w:r>
           </w:p>
           <w:p>
@@ -3616,23 +2816,7 @@
                 <w:sz w:val="17"/>
                 <w:szCs w:val="17"/>
               </w:rPr>
-              <w:t xml:space="preserve">Aleatorio </w:t>
-            </w:r>
-            <w:r>
-              <w:rPr>
-                <w:color w:val="000000"/>
-                <w:sz w:val="17"/>
-                <w:szCs w:val="17"/>
-              </w:rPr>
-              <w:t>sistemático</w:t>
-            </w:r>
-            <w:r>
-              <w:rPr>
-                <w:color w:val="000000"/>
-                <w:sz w:val="17"/>
-                <w:szCs w:val="17"/>
-              </w:rPr>
-              <w:t xml:space="preserve"> + selectivo por riesgo alto</w:t>
+              <w:t xml:space="preserve">Aleatorio sistemático + selectivo por riesgo alto</w:t>
             </w:r>
           </w:p>
         </w:tc>
@@ -3912,55 +3096,7 @@
                 <w:sz w:val="17"/>
                 <w:szCs w:val="17"/>
               </w:rPr>
-              <w:t xml:space="preserve">El </w:t>
-            </w:r>
-            <w:r>
-              <w:rPr>
-                <w:color w:val="000000"/>
-                <w:sz w:val="17"/>
-                <w:szCs w:val="17"/>
-              </w:rPr>
-              <w:t>módulo</w:t>
-            </w:r>
-            <w:r>
-              <w:rPr>
-                <w:color w:val="000000"/>
-                <w:sz w:val="17"/>
-                <w:szCs w:val="17"/>
-              </w:rPr>
-              <w:t xml:space="preserve"> opera conforme a la normatividad. No se detectan hallazgos relevantes. El documento </w:t>
-            </w:r>
-            <w:r>
-              <w:rPr>
-                <w:color w:val="000000"/>
-                <w:sz w:val="17"/>
-                <w:szCs w:val="17"/>
-              </w:rPr>
-              <w:t>está</w:t>
-            </w:r>
-            <w:r>
-              <w:rPr>
-                <w:color w:val="000000"/>
-                <w:sz w:val="17"/>
-                <w:szCs w:val="17"/>
-              </w:rPr>
-              <w:t xml:space="preserve"> vigente, personalizado y evidencia su </w:t>
-            </w:r>
-            <w:r>
-              <w:rPr>
-                <w:color w:val="000000"/>
-                <w:sz w:val="17"/>
-                <w:szCs w:val="17"/>
-              </w:rPr>
-              <w:t>aplicación</w:t>
-            </w:r>
-            <w:r>
-              <w:rPr>
-                <w:color w:val="000000"/>
-                <w:sz w:val="17"/>
-                <w:szCs w:val="17"/>
-              </w:rPr>
-              <w:t xml:space="preserve"> real.</w:t>
+              <w:t xml:space="preserve">El módulo opera conforme a la normatividad. No se detectan hallazgos relevantes. El documento está vigente, personalizado y evidencia su aplicación real.</w:t>
             </w:r>
           </w:p>
         </w:tc>
@@ -4063,63 +3199,7 @@
                 <w:sz w:val="17"/>
                 <w:szCs w:val="17"/>
               </w:rPr>
-              <w:t>Operación</w:t>
-            </w:r>
-            <w:r>
-              <w:rPr>
-                <w:color w:val="000000"/>
-                <w:sz w:val="17"/>
-                <w:szCs w:val="17"/>
-              </w:rPr>
-              <w:t xml:space="preserve"> parcial. Deficiencias menores que no constituyen incumplimiento formal pero requieren </w:t>
-            </w:r>
-            <w:r>
-              <w:rPr>
-                <w:color w:val="000000"/>
-                <w:sz w:val="17"/>
-                <w:szCs w:val="17"/>
-              </w:rPr>
-              <w:t>corrección</w:t>
-            </w:r>
-            <w:r>
-              <w:rPr>
-                <w:color w:val="000000"/>
-                <w:sz w:val="17"/>
-                <w:szCs w:val="17"/>
-              </w:rPr>
-              <w:t xml:space="preserve">. Se emite </w:t>
-            </w:r>
-            <w:r>
-              <w:rPr>
-                <w:color w:val="000000"/>
-                <w:sz w:val="17"/>
-                <w:szCs w:val="17"/>
-              </w:rPr>
-              <w:t>recomendación</w:t>
-            </w:r>
-            <w:r>
-              <w:rPr>
-                <w:color w:val="000000"/>
-                <w:sz w:val="17"/>
-                <w:szCs w:val="17"/>
-              </w:rPr>
-              <w:t xml:space="preserve"> con plan de </w:t>
-            </w:r>
-            <w:r>
-              <w:rPr>
-                <w:color w:val="000000"/>
-                <w:sz w:val="17"/>
-                <w:szCs w:val="17"/>
-              </w:rPr>
-              <w:t>remediación</w:t>
-            </w:r>
-            <w:r>
-              <w:rPr>
-                <w:color w:val="000000"/>
-                <w:sz w:val="17"/>
-                <w:szCs w:val="17"/>
-              </w:rPr>
-              <w:t>.</w:t>
+              <w:t xml:space="preserve">Operación parcial. Deficiencias menores que no constituyen incumplimiento formal pero requieren corrección. Se emite recomendación con plan de remediación.</w:t>
             </w:r>
           </w:p>
         </w:tc>
@@ -4222,23 +3302,7 @@
                 <w:sz w:val="17"/>
                 <w:szCs w:val="17"/>
               </w:rPr>
-              <w:t xml:space="preserve">Incumplimiento de la LFPIORPI o su Reglamento. El documento no existe, esta desactualizado o no se aplica. Se requiere </w:t>
-            </w:r>
-            <w:r>
-              <w:rPr>
-                <w:color w:val="000000"/>
-                <w:sz w:val="17"/>
-                <w:szCs w:val="17"/>
-              </w:rPr>
-              <w:t>acción</w:t>
-            </w:r>
-            <w:r>
-              <w:rPr>
-                <w:color w:val="000000"/>
-                <w:sz w:val="17"/>
-                <w:szCs w:val="17"/>
-              </w:rPr>
-              <w:t xml:space="preserve"> correctiva inmediata en el D13.</w:t>
+              <w:t xml:space="preserve">Incumplimiento de la LFPIORPI o su Reglamento. El documento no existe, esta desactualizado o no se aplica. Se requiere acción correctiva inmediata en el D13.</w:t>
             </w:r>
           </w:p>
         </w:tc>
@@ -4511,23 +3575,7 @@
                 <w:sz w:val="17"/>
                 <w:szCs w:val="17"/>
               </w:rPr>
-              <w:t xml:space="preserve">Documento firmado y vigente; evidencia de </w:t>
-            </w:r>
-            <w:r>
-              <w:rPr>
-                <w:color w:val="000000"/>
-                <w:sz w:val="17"/>
-                <w:szCs w:val="17"/>
-              </w:rPr>
-              <w:t>distribución</w:t>
-            </w:r>
-            <w:r>
-              <w:rPr>
-                <w:color w:val="000000"/>
-                <w:sz w:val="17"/>
-                <w:szCs w:val="17"/>
-              </w:rPr>
-              <w:t xml:space="preserve"> al personal</w:t>
+              <w:t xml:space="preserve">Documento firmado y vigente; evidencia de distribución al personal</w:t>
             </w:r>
           </w:p>
         </w:tc>
@@ -4593,23 +3641,7 @@
                 <w:sz w:val="17"/>
                 <w:szCs w:val="17"/>
               </w:rPr>
-              <w:t xml:space="preserve">Expedientes </w:t>
-            </w:r>
-            <w:r>
-              <w:rPr>
-                <w:color w:val="000000"/>
-                <w:sz w:val="17"/>
-                <w:szCs w:val="17"/>
-              </w:rPr>
-              <w:t>físicos</w:t>
-            </w:r>
-            <w:r>
-              <w:rPr>
-                <w:color w:val="000000"/>
-                <w:sz w:val="17"/>
-                <w:szCs w:val="17"/>
-              </w:rPr>
-              <w:t xml:space="preserve"> o digitales del periodo; secciones A, B y C completas; firmas del RC</w:t>
+              <w:t xml:space="preserve">Expedientes físicos o digitales del periodo; secciones A, B y C completas; firmas del RC</w:t>
             </w:r>
           </w:p>
         </w:tc>
@@ -4644,17 +3676,7 @@
                 <w:sz w:val="17"/>
                 <w:szCs w:val="17"/>
               </w:rPr>
-              <w:t>Metodología</w:t>
-            </w:r>
-            <w:r>
-              <w:rPr>
-                <w:b/>
-                <w:bCs/>
-                <w:color w:val="1B2A4A"/>
-                <w:sz w:val="17"/>
-                <w:szCs w:val="17"/>
-              </w:rPr>
-              <w:t xml:space="preserve"> EBR (D6)</w:t>
+              <w:t xml:space="preserve">Metodología EBR (D6)</w:t>
             </w:r>
           </w:p>
         </w:tc>
@@ -4685,23 +3707,7 @@
                 <w:sz w:val="17"/>
                 <w:szCs w:val="17"/>
               </w:rPr>
-              <w:t xml:space="preserve">Matrices de riesgo por cliente; resumen de </w:t>
-            </w:r>
-            <w:r>
-              <w:rPr>
-                <w:color w:val="000000"/>
-                <w:sz w:val="17"/>
-                <w:szCs w:val="17"/>
-              </w:rPr>
-              <w:t>distribución</w:t>
-            </w:r>
-            <w:r>
-              <w:rPr>
-                <w:color w:val="000000"/>
-                <w:sz w:val="17"/>
-                <w:szCs w:val="17"/>
-              </w:rPr>
-              <w:t xml:space="preserve"> por nivel de riesgo</w:t>
+              <w:t xml:space="preserve">Matrices de riesgo por cliente; resumen de distribución por nivel de riesgo</w:t>
             </w:r>
           </w:p>
         </w:tc>
@@ -4736,17 +3742,7 @@
                 <w:sz w:val="17"/>
                 <w:szCs w:val="17"/>
               </w:rPr>
-              <w:t>Política</w:t>
-            </w:r>
-            <w:r>
-              <w:rPr>
-                <w:b/>
-                <w:bCs/>
-                <w:color w:val="1B2A4A"/>
-                <w:sz w:val="17"/>
-                <w:szCs w:val="17"/>
-              </w:rPr>
-              <w:t xml:space="preserve"> PEPs (D8)</w:t>
+              <w:t xml:space="preserve">Política PEPs (D8)</w:t>
             </w:r>
           </w:p>
         </w:tc>
@@ -4777,63 +3773,7 @@
                 <w:sz w:val="17"/>
                 <w:szCs w:val="17"/>
               </w:rPr>
-              <w:t xml:space="preserve">Lista de clientes verificados como PEP; </w:t>
-            </w:r>
-            <w:r>
-              <w:rPr>
-                <w:color w:val="000000"/>
-                <w:sz w:val="17"/>
-                <w:szCs w:val="17"/>
-              </w:rPr>
-              <w:t>memorándum</w:t>
-            </w:r>
-            <w:r>
-              <w:rPr>
-                <w:color w:val="000000"/>
-                <w:sz w:val="17"/>
-                <w:szCs w:val="17"/>
-              </w:rPr>
-              <w:t xml:space="preserve"> de </w:t>
-            </w:r>
-            <w:r>
-              <w:rPr>
-                <w:color w:val="000000"/>
-                <w:sz w:val="17"/>
-                <w:szCs w:val="17"/>
-              </w:rPr>
-              <w:t>autorización</w:t>
-            </w:r>
-            <w:r>
-              <w:rPr>
-                <w:color w:val="000000"/>
-                <w:sz w:val="17"/>
-                <w:szCs w:val="17"/>
-              </w:rPr>
-              <w:t xml:space="preserve"> del </w:t>
-            </w:r>
-            <w:r>
-              <w:rPr>
-                <w:color w:val="000000"/>
-                <w:sz w:val="17"/>
-                <w:szCs w:val="17"/>
-              </w:rPr>
-              <w:t>órgano</w:t>
-            </w:r>
-            <w:r>
-              <w:rPr>
-                <w:color w:val="000000"/>
-                <w:sz w:val="17"/>
-                <w:szCs w:val="17"/>
-              </w:rPr>
-              <w:t xml:space="preserve"> de </w:t>
-            </w:r>
-            <w:r>
-              <w:rPr>
-                <w:color w:val="000000"/>
-                <w:sz w:val="17"/>
-                <w:szCs w:val="17"/>
-              </w:rPr>
-              <w:t>administración</w:t>
+              <w:t xml:space="preserve">Lista de clientes verificados como PEP; memorándum de autorización del órgano de administración</w:t>
             </w:r>
           </w:p>
         </w:tc>
@@ -4868,29 +3808,7 @@
                 <w:sz w:val="17"/>
                 <w:szCs w:val="17"/>
               </w:rPr>
-              <w:t xml:space="preserve">ROI - </w:t>
-            </w:r>
-            <w:proofErr w:type="spellStart"/>
-            <w:r>
-              <w:rPr>
-                <w:b/>
-                <w:bCs/>
-                <w:color w:val="1B2A4A"/>
-                <w:sz w:val="17"/>
-                <w:szCs w:val="17"/>
-              </w:rPr>
-              <w:t>Op</w:t>
-            </w:r>
-            <w:proofErr w:type="spellEnd"/>
-            <w:r>
-              <w:rPr>
-                <w:b/>
-                <w:bCs/>
-                <w:color w:val="1B2A4A"/>
-                <w:sz w:val="17"/>
-                <w:szCs w:val="17"/>
-              </w:rPr>
-              <w:t>. Inusuales (D9)</w:t>
+              <w:t xml:space="preserve">ROI - Op. Inusuales (D9)</w:t>
             </w:r>
           </w:p>
         </w:tc>
@@ -4921,23 +3839,7 @@
                 <w:sz w:val="17"/>
                 <w:szCs w:val="17"/>
               </w:rPr>
-              <w:t xml:space="preserve">Reportes elaborados; acuses SPPLD; registro interno de </w:t>
-            </w:r>
-            <w:r>
-              <w:rPr>
-                <w:color w:val="000000"/>
-                <w:sz w:val="17"/>
-                <w:szCs w:val="17"/>
-              </w:rPr>
-              <w:t>señales</w:t>
-            </w:r>
-            <w:r>
-              <w:rPr>
-                <w:color w:val="000000"/>
-                <w:sz w:val="17"/>
-                <w:szCs w:val="17"/>
-              </w:rPr>
-              <w:t xml:space="preserve"> de alerta detectadas</w:t>
+              <w:t xml:space="preserve">Reportes elaborados; acuses SPPLD; registro interno de señales de alerta detectadas</w:t>
             </w:r>
           </w:p>
         </w:tc>
@@ -5003,79 +3905,7 @@
                 <w:sz w:val="17"/>
                 <w:szCs w:val="17"/>
               </w:rPr>
-              <w:t>índice</w:t>
-            </w:r>
-            <w:r>
-              <w:rPr>
-                <w:color w:val="000000"/>
-                <w:sz w:val="17"/>
-                <w:szCs w:val="17"/>
-              </w:rPr>
-              <w:t xml:space="preserve"> de expedientes activos; </w:t>
-            </w:r>
-            <w:r>
-              <w:rPr>
-                <w:color w:val="000000"/>
-                <w:sz w:val="17"/>
-                <w:szCs w:val="17"/>
-              </w:rPr>
-              <w:t>verificación</w:t>
-            </w:r>
-            <w:r>
-              <w:rPr>
-                <w:color w:val="000000"/>
-                <w:sz w:val="17"/>
-                <w:szCs w:val="17"/>
-              </w:rPr>
-              <w:t xml:space="preserve"> de fecha </w:t>
-            </w:r>
-            <w:r>
-              <w:rPr>
-                <w:color w:val="000000"/>
-                <w:sz w:val="17"/>
-                <w:szCs w:val="17"/>
-              </w:rPr>
-              <w:t>más</w:t>
-            </w:r>
-            <w:r>
-              <w:rPr>
-                <w:color w:val="000000"/>
-                <w:sz w:val="17"/>
-                <w:szCs w:val="17"/>
-              </w:rPr>
-              <w:t xml:space="preserve"> antigua (plazo 5 </w:t>
-            </w:r>
-            <w:r>
-              <w:rPr>
-                <w:color w:val="000000"/>
-                <w:sz w:val="17"/>
-                <w:szCs w:val="17"/>
-              </w:rPr>
-              <w:t>años</w:t>
-            </w:r>
-            <w:r>
-              <w:rPr>
-                <w:color w:val="000000"/>
-                <w:sz w:val="17"/>
-                <w:szCs w:val="17"/>
-              </w:rPr>
-              <w:t xml:space="preserve">); acceso </w:t>
-            </w:r>
-            <w:r>
-              <w:rPr>
-                <w:color w:val="000000"/>
-                <w:sz w:val="17"/>
-                <w:szCs w:val="17"/>
-              </w:rPr>
-              <w:t>físico</w:t>
-            </w:r>
-            <w:r>
-              <w:rPr>
-                <w:color w:val="000000"/>
-                <w:sz w:val="17"/>
-                <w:szCs w:val="17"/>
-              </w:rPr>
-              <w:t>/digital</w:t>
+              <w:t xml:space="preserve">índice de expedientes activos; verificación de fecha más antigua (plazo 5 años); acceso físico/digital</w:t>
             </w:r>
           </w:p>
         </w:tc>
@@ -5110,17 +3940,7 @@
                 <w:sz w:val="17"/>
                 <w:szCs w:val="17"/>
               </w:rPr>
-              <w:t>Capacitación</w:t>
-            </w:r>
-            <w:r>
-              <w:rPr>
-                <w:b/>
-                <w:bCs/>
-                <w:color w:val="1B2A4A"/>
-                <w:sz w:val="17"/>
-                <w:szCs w:val="17"/>
-              </w:rPr>
-              <w:t xml:space="preserve"> (D11/D11B/D11C)</w:t>
+              <w:t xml:space="preserve">Capacitación (D11/D11B/D11C)</w:t>
             </w:r>
           </w:p>
         </w:tc>
@@ -5151,15 +3971,7 @@
                 <w:sz w:val="17"/>
                 <w:szCs w:val="17"/>
               </w:rPr>
-              <w:t xml:space="preserve">Listas de asistencia firmadas; evaluaciones aplicadas; calificaciones; constancias o registro de </w:t>
-            </w:r>
-            <w:r>
-              <w:rPr>
-                <w:color w:val="000000"/>
-                <w:sz w:val="17"/>
-                <w:szCs w:val="17"/>
-              </w:rPr>
-              <w:t>sesión</w:t>
+              <w:t xml:space="preserve">Listas de asistencia firmadas; evaluaciones aplicadas; calificaciones; constancias o registro de sesión</w:t>
             </w:r>
           </w:p>
         </w:tc>
@@ -5194,17 +4006,7 @@
                 <w:sz w:val="17"/>
                 <w:szCs w:val="17"/>
               </w:rPr>
-              <w:t>Restricción</w:t>
-            </w:r>
-            <w:r>
-              <w:rPr>
-                <w:b/>
-                <w:bCs/>
-                <w:color w:val="1B2A4A"/>
-                <w:sz w:val="17"/>
-                <w:szCs w:val="17"/>
-              </w:rPr>
-              <w:t xml:space="preserve"> de efectivo</w:t>
+              <w:t xml:space="preserve">Restricción de efectivo</w:t>
             </w:r>
           </w:p>
         </w:tc>
@@ -5410,23 +4212,7 @@
                 <w:sz w:val="17"/>
                 <w:szCs w:val="17"/>
               </w:rPr>
-              <w:t xml:space="preserve">- Auditor externo </w:t>
-            </w:r>
-            <w:r>
-              <w:rPr>
-                <w:color w:val="000000"/>
-                <w:sz w:val="17"/>
-                <w:szCs w:val="17"/>
-              </w:rPr>
-              <w:t>único</w:t>
-            </w:r>
-            <w:r>
-              <w:rPr>
-                <w:color w:val="000000"/>
-                <w:sz w:val="17"/>
-                <w:szCs w:val="17"/>
-              </w:rPr>
-              <w:t xml:space="preserve"> - sin equipo de apoyo</w:t>
+              <w:t xml:space="preserve">- Auditor externo único - sin equipo de apoyo</w:t>
             </w:r>
           </w:p>
           <w:p>
@@ -5439,23 +4225,7 @@
                 <w:sz w:val="17"/>
                 <w:szCs w:val="17"/>
               </w:rPr>
-              <w:t xml:space="preserve">- Acceso a </w:t>
-            </w:r>
-            <w:r>
-              <w:rPr>
-                <w:color w:val="000000"/>
-                <w:sz w:val="17"/>
-                <w:szCs w:val="17"/>
-              </w:rPr>
-              <w:t>documentación</w:t>
-            </w:r>
-            <w:r>
-              <w:rPr>
-                <w:color w:val="000000"/>
-                <w:sz w:val="17"/>
-                <w:szCs w:val="17"/>
-              </w:rPr>
-              <w:t xml:space="preserve"> condicionado a disponibilidad del RC</w:t>
+              <w:t xml:space="preserve">- Acceso a documentación condicionado a disponibilidad del RC</w:t>
             </w:r>
           </w:p>
           <w:p>
@@ -5468,23 +4238,7 @@
                 <w:sz w:val="17"/>
                 <w:szCs w:val="17"/>
               </w:rPr>
-              <w:t xml:space="preserve">- No se tienen facultades de </w:t>
-            </w:r>
-            <w:r>
-              <w:rPr>
-                <w:color w:val="000000"/>
-                <w:sz w:val="17"/>
-                <w:szCs w:val="17"/>
-              </w:rPr>
-              <w:t>inspección</w:t>
-            </w:r>
-            <w:r>
-              <w:rPr>
-                <w:color w:val="000000"/>
-                <w:sz w:val="17"/>
-                <w:szCs w:val="17"/>
-              </w:rPr>
-              <w:t xml:space="preserve"> formal (auditoria contractual, no de autoridad)</w:t>
+              <w:t xml:space="preserve">- No se tienen facultades de inspección formal (auditoria contractual, no de autoridad)</w:t>
             </w:r>
           </w:p>
           <w:p>
@@ -5510,23 +4264,7 @@
                 <w:sz w:val="17"/>
                 <w:szCs w:val="17"/>
               </w:rPr>
-              <w:t xml:space="preserve">- La </w:t>
-            </w:r>
-            <w:r>
-              <w:rPr>
-                <w:color w:val="000000"/>
-                <w:sz w:val="17"/>
-                <w:szCs w:val="17"/>
-              </w:rPr>
-              <w:t>opinión</w:t>
-            </w:r>
-            <w:r>
-              <w:rPr>
-                <w:color w:val="000000"/>
-                <w:sz w:val="17"/>
-                <w:szCs w:val="17"/>
-              </w:rPr>
-              <w:t xml:space="preserve"> del D13 no constituye dictamen de auditor independiente certificado</w:t>
+              <w:t xml:space="preserve">- La opinión del D13 no constituye dictamen de auditor independiente certificado</w:t>
             </w:r>
           </w:p>
         </w:tc>
@@ -5557,39 +4295,7 @@
                 <w:sz w:val="17"/>
                 <w:szCs w:val="17"/>
               </w:rPr>
-              <w:t xml:space="preserve">- El RC </w:t>
-            </w:r>
-            <w:r>
-              <w:rPr>
-                <w:color w:val="000000"/>
-                <w:sz w:val="17"/>
-                <w:szCs w:val="17"/>
-              </w:rPr>
-              <w:t>cooperará</w:t>
-            </w:r>
-            <w:r>
-              <w:rPr>
-                <w:color w:val="000000"/>
-                <w:sz w:val="17"/>
-                <w:szCs w:val="17"/>
-              </w:rPr>
-              <w:t xml:space="preserve"> y </w:t>
-            </w:r>
-            <w:r>
-              <w:rPr>
-                <w:color w:val="000000"/>
-                <w:sz w:val="17"/>
-                <w:szCs w:val="17"/>
-              </w:rPr>
-              <w:t>proveerá</w:t>
-            </w:r>
-            <w:r>
-              <w:rPr>
-                <w:color w:val="000000"/>
-                <w:sz w:val="17"/>
-                <w:szCs w:val="17"/>
-              </w:rPr>
-              <w:t xml:space="preserve"> evidencia en tiempo y forma</w:t>
+              <w:t xml:space="preserve">- El RC cooperará y proveerá evidencia en tiempo y forma</w:t>
             </w:r>
           </w:p>
           <w:p>
@@ -5602,31 +4308,7 @@
                 <w:sz w:val="17"/>
                 <w:szCs w:val="17"/>
               </w:rPr>
-              <w:t xml:space="preserve">- La </w:t>
-            </w:r>
-            <w:r>
-              <w:rPr>
-                <w:color w:val="000000"/>
-                <w:sz w:val="17"/>
-                <w:szCs w:val="17"/>
-              </w:rPr>
-              <w:t>documentación</w:t>
-            </w:r>
-            <w:r>
-              <w:rPr>
-                <w:color w:val="000000"/>
-                <w:sz w:val="17"/>
-                <w:szCs w:val="17"/>
-              </w:rPr>
-              <w:t xml:space="preserve"> del kit (D0-D13) fue generada conforme al cronograma de 90 </w:t>
-            </w:r>
-            <w:r>
-              <w:rPr>
-                <w:color w:val="000000"/>
-                <w:sz w:val="17"/>
-                <w:szCs w:val="17"/>
-              </w:rPr>
-              <w:t>días</w:t>
+              <w:t xml:space="preserve">- La documentación del kit (D0-D13) fue generada conforme al cronograma de 90 días</w:t>
             </w:r>
           </w:p>
           <w:p>
@@ -5652,23 +4334,7 @@
                 <w:sz w:val="17"/>
                 <w:szCs w:val="17"/>
               </w:rPr>
-              <w:t xml:space="preserve">- Los avisos SAT del periodo fueron presentados (se </w:t>
-            </w:r>
-            <w:r>
-              <w:rPr>
-                <w:color w:val="000000"/>
-                <w:sz w:val="17"/>
-                <w:szCs w:val="17"/>
-              </w:rPr>
-              <w:t>verificará</w:t>
-            </w:r>
-            <w:r>
-              <w:rPr>
-                <w:color w:val="000000"/>
-                <w:sz w:val="17"/>
-                <w:szCs w:val="17"/>
-              </w:rPr>
-              <w:t xml:space="preserve"> en PT-02)</w:t>
+              <w:t xml:space="preserve">- Los avisos SAT del periodo fueron presentados (se verificará en PT-02)</w:t>
             </w:r>
           </w:p>
           <w:p>
@@ -5681,23 +4347,7 @@
                 <w:sz w:val="17"/>
                 <w:szCs w:val="17"/>
               </w:rPr>
-              <w:t>- El cliente autoriz</w:t>
-            </w:r>
-            <w:r>
-              <w:rPr>
-                <w:color w:val="000000"/>
-                <w:sz w:val="17"/>
-                <w:szCs w:val="17"/>
-              </w:rPr>
-              <w:t>ó</w:t>
-            </w:r>
-            <w:r>
-              <w:rPr>
-                <w:color w:val="000000"/>
-                <w:sz w:val="17"/>
-                <w:szCs w:val="17"/>
-              </w:rPr>
-              <w:t xml:space="preserve"> el acceso a expedientes para la muestra KYC</w:t>
+              <w:t xml:space="preserve">- El cliente autorizó el acceso a expedientes para la muestra KYC</w:t>
             </w:r>
           </w:p>
         </w:tc>
@@ -5907,25 +4557,7 @@
                 <w:sz w:val="16"/>
                 <w:szCs w:val="16"/>
               </w:rPr>
-              <w:t xml:space="preserve">Bufete </w:t>
-            </w:r>
-            <w:proofErr w:type="spellStart"/>
-            <w:r>
-              <w:rPr>
-                <w:color w:val="000000"/>
-                <w:sz w:val="16"/>
-                <w:szCs w:val="16"/>
-              </w:rPr>
-              <w:t>Juridico</w:t>
-            </w:r>
-            <w:proofErr w:type="spellEnd"/>
-            <w:r>
-              <w:rPr>
-                <w:color w:val="000000"/>
-                <w:sz w:val="16"/>
-                <w:szCs w:val="16"/>
-              </w:rPr>
-              <w:t xml:space="preserve"> / Certus Consultores</w:t>
+              <w:t xml:space="preserve">Bufete Juridico / Certus Consultores</w:t>
             </w:r>
           </w:p>
           <w:p>
@@ -6005,23 +4637,7 @@
                 <w:sz w:val="16"/>
                 <w:szCs w:val="16"/>
               </w:rPr>
-              <w:t>[</w:t>
-            </w:r>
-            <w:r>
-              <w:rPr>
-                <w:color w:val="000000"/>
-                <w:sz w:val="16"/>
-                <w:szCs w:val="16"/>
-              </w:rPr>
-              <w:t>La Empresa</w:t>
-            </w:r>
-            <w:r>
-              <w:rPr>
-                <w:color w:val="000000"/>
-                <w:sz w:val="16"/>
-                <w:szCs w:val="16"/>
-              </w:rPr>
-              <w:t>]</w:t>
+              <w:t>[La Empresa]</w:t>
             </w:r>
           </w:p>
           <w:p>
@@ -6103,55 +4719,7 @@
                 <w:sz w:val="16"/>
                 <w:szCs w:val="16"/>
               </w:rPr>
-              <w:t xml:space="preserve">CONFIDENCIALIDAD: Este papel de trabajo es un documento interno de </w:t>
-            </w:r>
-            <w:r>
-              <w:rPr>
-                <w:color w:val="555500"/>
-                <w:sz w:val="16"/>
-                <w:szCs w:val="16"/>
-              </w:rPr>
-              <w:t>CERTUS CONSULTORES/ESPINOSA SALAZAR</w:t>
-            </w:r>
-            <w:r>
-              <w:rPr>
-                <w:color w:val="555500"/>
-                <w:sz w:val="16"/>
-                <w:szCs w:val="16"/>
-              </w:rPr>
-              <w:t xml:space="preserve">. No forma parte de los entregables al cliente. Su contenido, hallazgos preliminares y referencias a expedientes son reservados y sujetos al secreto profesional. Conservar por 5 </w:t>
-            </w:r>
-            <w:r>
-              <w:rPr>
-                <w:color w:val="555500"/>
-                <w:sz w:val="16"/>
-                <w:szCs w:val="16"/>
-              </w:rPr>
-              <w:t>años</w:t>
-            </w:r>
-            <w:r>
-              <w:rPr>
-                <w:color w:val="555500"/>
-                <w:sz w:val="16"/>
-                <w:szCs w:val="16"/>
-              </w:rPr>
-              <w:t xml:space="preserve"> junto con el expediente de </w:t>
-            </w:r>
-            <w:r>
-              <w:rPr>
-                <w:color w:val="555500"/>
-                <w:sz w:val="16"/>
-                <w:szCs w:val="16"/>
-              </w:rPr>
-              <w:t>auditoría</w:t>
-            </w:r>
-            <w:r>
-              <w:rPr>
-                <w:color w:val="555500"/>
-                <w:sz w:val="16"/>
-                <w:szCs w:val="16"/>
-              </w:rPr>
-              <w:t>.</w:t>
+              <w:t xml:space="preserve">CONFIDENCIALIDAD: Este papel de trabajo es un documento interno de CERTUS CONSULTORES/ESPINOSA SALAZAR. No forma parte de los entregables al cliente. Su contenido, hallazgos preliminares y referencias a expedientes son reservados y sujetos al secreto profesional. Conservar por 5 años junto con el expediente de auditoría.</w:t>
             </w:r>
           </w:p>
         </w:tc>
